--- a/downloads/lease-check-example.docx
+++ b/downloads/lease-check-example.docx
@@ -18,7 +18,7 @@
     <w:p>
       <w:pPr/>
       <w:r>
-        <w:t>거상 창업내비 실무 양식 · 내용은 이해를 돕기 위한 가상 예시입니다.</w:t>
+        <w:t>거상창업가이드 실무 양식 · 내용은 이해를 돕기 위한 가상 예시입니다.</w:t>
       </w:r>
     </w:p>
     <w:tbl>
